--- a/docs/report/4.3-course-library.docx
+++ b/docs/report/4.3-course-library.docx
@@ -284,7 +284,7 @@
           <w:sz w:val="32"/>
           <w:szCs w:val="32"/>
         </w:rPr>
-        <w:t xml:space="preserve">ตารางที่ 4.23</w:t>
+        <w:t xml:space="preserve">ตารางที่ 4.28</w:t>
       </w:r>
       <w:r>
         <w:rPr>
@@ -1278,7 +1278,7 @@
           <w:sz w:val="32"/>
           <w:szCs w:val="32"/>
         </w:rPr>
-        <w:t xml:space="preserve">ตารางที่ 4.24</w:t>
+        <w:t xml:space="preserve">ตารางที่ 4.29</w:t>
       </w:r>
       <w:r>
         <w:rPr>
@@ -2582,7 +2582,7 @@
           <w:sz w:val="32"/>
           <w:szCs w:val="32"/>
         </w:rPr>
-        <w:t xml:space="preserve">ตารางที่ 4.25</w:t>
+        <w:t xml:space="preserve">ตารางที่ 4.30</w:t>
       </w:r>
       <w:r>
         <w:rPr>
@@ -3296,7 +3296,7 @@
           <w:sz w:val="32"/>
           <w:szCs w:val="32"/>
         </w:rPr>
-        <w:t xml:space="preserve">ตารางที่ 4.26</w:t>
+        <w:t xml:space="preserve">ตารางที่ 4.31</w:t>
       </w:r>
       <w:r>
         <w:rPr>
@@ -4827,7 +4827,7 @@
           <w:sz w:val="32"/>
           <w:szCs w:val="32"/>
         </w:rPr>
-        <w:t xml:space="preserve">ตารางที่ 4.27</w:t>
+        <w:t xml:space="preserve">ตารางที่ 4.32</w:t>
       </w:r>
       <w:r>
         <w:rPr>
@@ -7718,7 +7718,7 @@
           <w:sz w:val="32"/>
           <w:szCs w:val="32"/>
         </w:rPr>
-        <w:t xml:space="preserve">ตารางที่ 4.28</w:t>
+        <w:t xml:space="preserve">ตารางที่ 4.33</w:t>
       </w:r>
       <w:r>
         <w:rPr>
@@ -8299,7 +8299,7 @@
           <w:sz w:val="32"/>
           <w:szCs w:val="32"/>
         </w:rPr>
-        <w:t xml:space="preserve">ตารางที่ 4.29</w:t>
+        <w:t xml:space="preserve">ตารางที่ 4.34</w:t>
       </w:r>
       <w:r>
         <w:rPr>
@@ -9162,7 +9162,7 @@
           <w:sz w:val="32"/>
           <w:szCs w:val="32"/>
         </w:rPr>
-        <w:t xml:space="preserve">ตารางที่ 4.30</w:t>
+        <w:t xml:space="preserve">ตารางที่ 4.35</w:t>
       </w:r>
       <w:r>
         <w:rPr>
@@ -10016,7 +10016,7 @@
           <w:sz w:val="32"/>
           <w:szCs w:val="32"/>
         </w:rPr>
-        <w:t xml:space="preserve"> 10 กรณี (ตารางที่ 4.29) รูปแบบ SQL ของฟีดและโพสต์เดี่ยว การตรวจค่า visibility ตอนสร้าง/แก้ไข และการทดสอบเส้นทาง API ว่าโพสต์ที่มองไม่เห็นตอบ 404 ครบทุกเส้นทางย่อย สมาชิกอ่านโพสต์ระดับ course ได้ ผู้เขียนซ่อนโพสต์ได้ ระดับ course นอกห้องลดเป็น public และสวิตช์ห้องส่วนตัวส่งถึงฐานข้อมูล รวมกับชุดทดสอบเดิมผ่านทั้งหมด 88 กรณี นอกจากนี้ยังตรวจบนระบบจริงด้วยบัญชีสาธิต (ผู้สอน นักศึกษาในห้อง นักศึกษานอกห้อง ผู้ดูแล) ตามลำดับเหตุการณ์ในตารางที่ 4.29</w:t>
+        <w:t xml:space="preserve"> 10 กรณี (ตารางที่ 4.34) รูปแบบ SQL ของฟีดและโพสต์เดี่ยว การตรวจค่า visibility ตอนสร้าง/แก้ไข และการทดสอบเส้นทาง API ว่าโพสต์ที่มองไม่เห็นตอบ 404 ครบทุกเส้นทางย่อย สมาชิกอ่านโพสต์ระดับ course ได้ ผู้เขียนซ่อนโพสต์ได้ ระดับ course นอกห้องลดเป็น public และสวิตช์ห้องส่วนตัวส่งถึงฐานข้อมูล รวมกับชุดทดสอบเดิมผ่านทั้งหมด 88 กรณี นอกจากนี้ยังตรวจบนระบบจริงด้วยบัญชีสาธิต (ผู้สอน นักศึกษาในห้อง นักศึกษานอกห้อง ผู้ดูแล) ตามลำดับเหตุการณ์ในตารางที่ 4.34</w:t>
       </w:r>
     </w:p>
     <w:p>
@@ -10188,7 +10188,7 @@
           <w:sz w:val="32"/>
           <w:szCs w:val="32"/>
         </w:rPr>
-        <w:t xml:space="preserve">ตารางที่ 4.31</w:t>
+        <w:t xml:space="preserve">ตารางที่ 4.36</w:t>
       </w:r>
       <w:r>
         <w:rPr>
@@ -10768,7 +10768,7 @@
           <w:sz w:val="32"/>
           <w:szCs w:val="32"/>
         </w:rPr>
-        <w:t xml:space="preserve">ตารางที่ 4.32</w:t>
+        <w:t xml:space="preserve">ตารางที่ 4.37</w:t>
       </w:r>
       <w:r>
         <w:rPr>
@@ -12747,7 +12747,7 @@
           <w:sz w:val="32"/>
           <w:szCs w:val="32"/>
         </w:rPr>
-        <w:t xml:space="preserve">ตารางที่ 4.33</w:t>
+        <w:t xml:space="preserve">ตารางที่ 4.38</w:t>
       </w:r>
       <w:r>
         <w:rPr>
@@ -13579,7 +13579,7 @@
           <w:sz w:val="32"/>
           <w:szCs w:val="32"/>
         </w:rPr>
-        <w:t xml:space="preserve">ตารางที่ 4.34</w:t>
+        <w:t xml:space="preserve">ตารางที่ 4.39</w:t>
       </w:r>
       <w:r>
         <w:rPr>
@@ -14654,7 +14654,7 @@
           <w:sz w:val="32"/>
           <w:szCs w:val="32"/>
         </w:rPr>
-        <w:t xml:space="preserve">ตารางที่ 4.35</w:t>
+        <w:t xml:space="preserve">ตารางที่ 4.40</w:t>
       </w:r>
       <w:r>
         <w:rPr>
@@ -16499,7 +16499,7 @@
           <w:sz w:val="32"/>
           <w:szCs w:val="32"/>
         </w:rPr>
-        <w:t xml:space="preserve">ตารางที่ 4.36</w:t>
+        <w:t xml:space="preserve">ตารางที่ 4.41</w:t>
       </w:r>
       <w:r>
         <w:rPr>
@@ -17875,7 +17875,7 @@
           <w:sz w:val="32"/>
           <w:szCs w:val="32"/>
         </w:rPr>
-        <w:t xml:space="preserve">ตารางที่ 4.37</w:t>
+        <w:t xml:space="preserve">ตารางที่ 4.42</w:t>
       </w:r>
       <w:r>
         <w:rPr>
